--- a/diligence-artifact-backend/references/document-templates/ai/v2_1/lane-a/DOC_AI_A_PBK_QR_READY_v2_1.docx
+++ b/diligence-artifact-backend/references/document-templates/ai/v2_1/lane-a/DOC_AI_A_PBK_QR_READY_v2_1.docx
@@ -72,7 +72,7 @@
           <w:sz w:val="32"/>
           <w:szCs w:val="32"/>
         </w:rPr>
-        <w:t>LEX NO</w:t>
+        <w:t>AI GOVERNANCE:</w:t>
       </w:r>
       <w:r>
         <w:rPr>
@@ -81,7 +81,7 @@
           <w:sz w:val="32"/>
           <w:szCs w:val="32"/>
         </w:rPr>
-        <w:t xml:space="preserve">VA </w:t>
+        <w:t xml:space="preserve"/>
       </w:r>
       <w:r>
         <w:rPr>
@@ -90,7 +90,7 @@
           <w:sz w:val="32"/>
           <w:szCs w:val="32"/>
         </w:rPr>
-        <w:t xml:space="preserve">HQ </w:t>
+        <w:t xml:space="preserve"/>
       </w:r>
       <w:r>
         <w:rPr>
@@ -99,7 +99,7 @@
           <w:sz w:val="32"/>
           <w:szCs w:val="32"/>
         </w:rPr>
-        <w:t xml:space="preserve">– AI </w:t>
+        <w:t xml:space="preserve"/>
       </w:r>
       <w:r>
         <w:rPr>
@@ -108,7 +108,7 @@
           <w:sz w:val="32"/>
           <w:szCs w:val="32"/>
         </w:rPr>
-        <w:t>GOVERNANCE:</w:t>
+        <w:t/>
       </w:r>
       <w:r>
         <w:rPr>
@@ -313,12 +313,12 @@
     </w:p>
     <w:p>
       <w:r>
-        <w:t>This document was prepared by Lex Nova HQ, a Commercial Architecture Practice. Lex Nova HQ is not a law firm and does not provide legal advice. This Playbook is a commercial strategy guide — not a substitute for legal counsel.</w:t>
-      </w:r>
-    </w:p>
-    <w:p>
-      <w:r>
-        <w:t xml:space="preserve">This is a "Review-Ready Draft" based on Lex Nova HQ's pre-audited Master Architecture. Before relying on any </w:t>
+        <w:t>This document was prepared as a Review-Ready Draft by a commercial legal architecture provider. The provider is not a law firm and does not provide legal advice. This Playbook is a commercial strategy guide — not a substitute for legal counsel.</w:t>
+      </w:r>
+    </w:p>
+    <w:p>
+      <w:r>
+        <w:t xml:space="preserve">This is a "Review-Ready Draft" based on a pre-audited legal architecture framework. Before relying on any </w:t>
       </w:r>
       <w:proofErr w:type="gramStart"/>
       <w:r>
@@ -15455,7 +15455,7 @@
           <w:i/>
           <w:iCs w:val="0"/>
         </w:rPr>
-        <w:t>Lex Nova HQ — Internal Use Only. Not included in client deliverables.</w:t>
+        <w:t>Internal Use Only. Not included in client deliverables.</w:t>
       </w:r>
     </w:p>
     <w:p>
@@ -15663,7 +15663,7 @@
           <w:i/>
           <w:iCs w:val="0"/>
         </w:rPr>
-        <w:t>For Lex Nova HQ Delivery Team. Remove before client delivery.</w:t>
+        <w:t>For Delivery Team. Remove before client delivery.</w:t>
       </w:r>
     </w:p>
     <w:p>
@@ -18786,14 +18786,14 @@
               <w:sz w:val="16"/>
               <w:szCs w:val="16"/>
             </w:rPr>
-            <w:t>Lex Nova HQ —</w:t>
+            <w:t/>
           </w:r>
           <w:r>
             <w:rPr>
               <w:sz w:val="16"/>
               <w:szCs w:val="16"/>
             </w:rPr>
-            <w:t xml:space="preserve"> DOC_PBK_A_AI</w:t>
+            <w:t xml:space="preserve">DOC_PBK_A_AI</w:t>
           </w:r>
         </w:p>
       </w:tc>
@@ -19021,14 +19021,14 @@
               <w:sz w:val="16"/>
               <w:szCs w:val="16"/>
             </w:rPr>
-            <w:t>Lex Nova HQ —</w:t>
+            <w:t/>
           </w:r>
           <w:r>
             <w:rPr>
               <w:sz w:val="16"/>
               <w:szCs w:val="16"/>
             </w:rPr>
-            <w:t xml:space="preserve"> DOC_</w:t>
+            <w:t xml:space="preserve">DOC_</w:t>
           </w:r>
           <w:r>
             <w:rPr>
